--- a/paper/submission/highlights.docx
+++ b/paper/submission/highlights.docx
@@ -7,7 +7,11 @@
         <w:pStyle w:val="Heading1"/>
       </w:pPr>
       <w:r>
-        <w:rPr/>
+        <w:rPr>
+          <w:b/>
+          <w:sz w:val="28"/>
+          <w:szCs w:val="28"/>
+        </w:rPr>
         <w:t xml:space="preserve">Highlights</w:t>
       </w:r>
     </w:p>
